--- a/resumes/pratiksha-malhotra_training-basket_mis-executive.docx
+++ b/resumes/pratiksha-malhotra_training-basket_mis-executive.docx
@@ -38,7 +38,7 @@
     </w:p>
     <w:p>
       <w:r>
-        <w:t>Attention to detail, Microsoft Excel, Excel formulas, Pivot tables, Power BI, SQL, PostgreSQL, Python, R, Bitrix24, Agile, Scrum, Project coordination, Project proposals, Client presentations, Status reporting, Workflow automation, CRM platforms, Catalog Management System, Customer and account data management, Data analysis, Market analysis, Customer analysis, Location-based customer analysis, Organic and paid growth planning, Communication</w:t>
+        <w:t>Pivot tables, Data analysis, Communication, Attention to detail, Microsoft Excel, Excel formulas, Power BI, SQL, PostgreSQL, Python, R, Bitrix24, Agile, Scrum, Project coordination, Project proposals, Client presentations, Status reporting, Workflow automation, CRM platforms, Catalog Management System, Customer and account data management, Market analysis, Customer analysis, Location-based customer analysis, Organic and paid growth planning</w:t>
       </w:r>
     </w:p>
     <w:p>
